--- a/documentation/HORIZON_GRID_SOURCE_CODE_GUIDE.docx
+++ b/documentation/HORIZON_GRID_SOURCE_CODE_GUIDE.docx
@@ -70,7 +70,7 @@
       </w:r>
       <w:r>
         <w:rPr/>
-        <w:t xml:space="preserve"> 0.1.0</w:t>
+        <w:t xml:space="preserve"> 0.2.3</w:t>
       </w:r>
     </w:p>
     <w:p>
@@ -85,7 +85,7 @@
       </w:r>
       <w:r>
         <w:rPr/>
-        <w:t xml:space="preserve"> 2026-08-17</w:t>
+        <w:t xml:space="preserve"> 2026-08-20</w:t>
       </w:r>
     </w:p>
     <w:p>
@@ -254,7 +254,7 @@
       </w:pPr>
       <w:r>
         <w:rPr/>
-        <w:t xml:space="preserve">The IOC is fanned out concurrently to as many of ~16 registered threat-intelligence providers as support that IOC type (</w:t>
+        <w:t xml:space="preserve">The IOC is fanned out concurrently to as many of ~18 registered threat-intelligence providers as support that IOC type (</w:t>
       </w:r>
       <w:r>
         <w:rPr/>
@@ -317,7 +317,7 @@
       </w:pPr>
       <w:r>
         <w:rPr/>
-        <w:t xml:space="preserve">An AI backend (one of five interchangeable options, hot-swappable without a restart) summarizes each provider's result and then produces one final verdict/risk-score assessment grounded in the evidence (</w:t>
+        <w:t xml:space="preserve">An AI backend (one of eleven interchangeable options, hot-swappable without a restart) summarizes each provider's result and then produces one final verdict/risk-score assessment grounded in the evidence (</w:t>
       </w:r>
       <w:r>
         <w:rPr/>
@@ -4504,7 +4504,7 @@
         <w:rPr>
           <w:rFonts w:ascii="Courier" w:hAnsi="Courier"/>
         </w:rPr>
-        <w:t xml:space="preserve">ioc-intel-platform/ ├── .env / .env.example          Backend credential/URL defaults (Settings source); real .env is never committed ├── docker-compose.yml           Dev topology: postgres, redis, neo4j, opensearch, backend, celery_worker, celery_beat, frontend ├── docker-compose.prod.yml      Production overlay (no bind-mounts, prod start commands) — used by the Windows installer ├── README.md                   Top-level project summary ├── *_REPORT.md                 Root-level engineering session reports (bug/fix/test write-ups; not shipped documentation) ├── test-provider-pipeline.sh   Ad hoc shell script that re-runs provider connection tests against real container env │ ├── backend/                     FastAPI application (Python 3.12) │   ├── Dockerfile │   ├── requirements.txt │   ├── alembic/                 Schema migrations │   │   ├── env.py               Async-engine Alembic runner; imports app.models.Base │   │   └── versions/            4 linear migrations (initial_schema → evidence/basket/case → provider_runtime_config/audit → final_assessment_records) │   └── app/ │       ├── main.py               App assembly: router registration, CORS, startup hook (runtime-config seeding), /health, /metrics │       ├── api/routes/           10 route modules — one per resource area (see §4) │       ├── core/                 config.py (Settings), runtime_config.py (DB-backed config), runtime_context.py (ContextVar overrides), db.py, cache.py, crypto.py │       ├── auth/                 security.py (bcrypt/JWT), rbac.py (get_current_user, require_permission) │       ├── ioc/                  types.py (IOCType enum), detector.py (regex-cascade classifier) │       ├── providers/            ~16 threat-intel connectors + base.py, orchestrator.py, registry.py, connection_test.py, stubs/ │       ├── ai/                   5 AI-backend clients + service.py, analysis_service.py, hunting_service.py, schemas, connection_test.py │       ├── correlation/          engine.py — pure fact/relationship extraction, no I/O │       ├── evidence/             builder.py, loaders.py, pivot.py — the citable, deterministic evidence ledger │       ├── crawler/               OSINT collector provider + 4 sub-source modules (github, reddit, rss_news, pastebin_search) │       ├── workers/               celery_app.py, tasks.py — the one hourly OSINT re-crawl job │       ├── models/                SQLAlchemy ORM: user, lookup, evidence, basket, case, runtime_config, base │       ├── schemas/                Pydantic request/response DTOs (lookup, basket, case, auth) │       └── tests/                 unit/ (18 files) + integration/ (3 files), pytest + pytest-asyncio + respx │ ├── frontend/                     Next.js 14 application (TypeScript) │   ├── Dockerfile │   ├── package.json │   ├── app/                      App Router pages: home, lookup/new, lookup/[id], basket, cases, cases/[id], providers, login, register │   ├── components/ │   │   ├── dashboard/             ~22 investigation-workspace widgets (ProviderCardGrid, RelationshipGraph, EvidencePanel, HuntingCenterPanel, ...) │   │   └── ui/                    shadcn-style primitives (button, card) │   └── lib/                       api.ts (all backend calls + SSE consumer), types.ts (manual mirror of backend Pydantic schemas), utils.ts, aiPrompt.ts │ ├── docs/                          Hand-written engineering reference docs (ARCHITECTURE.md, API.md, DATA_MODEL.md, PROVIDERS.md, DEPLOYMENT.md, TESTING.md, TROUBLESHOOTING.md, ...) ├── documentation/                 Generated product-documentation pipeline (this chapter's home) │   ├── DOCUMENTATION_SOURCE/       Markdown source chapters (tech-*.md, user-*.md, dev-*.md) │   ├── ARCHITECTURE_DIAGRAMS/      Rendered diagram PNGs referenced by [FIGURE: ...] placeholders │   ├── SCREENSHOTS/                Product screenshots for the user manual │   └── build/                      Node.js scripts assembling source Markdown into PDF/DOCX deliverables │ ├── k8s/                           Kustomize-based Kubernetes manifests (alternative to Docker Compose) ├── windows/                        Windows packaging: Inno Setup script + PowerShell setup wizard + service/backup/diagnostic scripts └── release/                       Built installer artifact (.exe) + checksums </w:t>
+        <w:t xml:space="preserve">ioc-intel-platform/ ├── .env / .env.example          Backend credential/URL defaults (Settings source); real .env is never committed ├── docker-compose.yml           Dev topology: postgres, redis, neo4j, opensearch, backend, celery_worker, celery_beat, frontend ├── docker-compose.prod.yml      Production overlay (no bind-mounts, prod start commands) — used by the Windows installer ├── README.md                   Top-level project summary ├── *_REPORT.md                 Root-level engineering session reports (bug/fix/test write-ups; not shipped documentation) ├── test-provider-pipeline.sh   Ad hoc shell script that re-runs provider connection tests against real container env │ ├── backend/                     FastAPI application (Python 3.12) │   ├── Dockerfile │   ├── requirements.txt │   ├── alembic/                 Schema migrations │   │   ├── env.py               Async-engine Alembic runner; imports app.models.Base │   │   └── versions/            4 linear migrations (initial_schema → evidence/basket/case → provider_runtime_config/audit → final_assessment_records) │   └── app/ │       ├── main.py               App assembly: router registration, CORS, startup hook (runtime-config seeding), /health, /metrics │       ├── api/routes/           10 route modules — one per resource area (see §4) │       ├── core/                 config.py (Settings), runtime_config.py (DB-backed config), runtime_context.py (ContextVar overrides), db.py, cache.py, crypto.py │       ├── auth/                 security.py (bcrypt/JWT), rbac.py (get_current_user, require_permission) │       ├── ioc/                  types.py (IOCType enum), detector.py (regex-cascade classifier) │       ├── providers/            ~18 threat-intel connectors + base.py, orchestrator.py, registry.py, connection_test.py, stubs/ │       ├── ai/                   11 AI-backend clients + service.py, analysis_service.py, hunting_service.py, schemas, connection_test.py │       ├── correlation/          engine.py — pure fact/relationship extraction, no I/O │       ├── evidence/             builder.py, loaders.py, pivot.py — the citable, deterministic evidence ledger │       ├── crawler/               OSINT collector provider + 4 sub-source modules (github, reddit, rss_news, pastebin_search) │       ├── workers/               celery_app.py, tasks.py — the one hourly OSINT re-crawl job │       ├── models/                SQLAlchemy ORM: user, lookup, evidence, basket, case, runtime_config, base │       ├── schemas/                Pydantic request/response DTOs (lookup, basket, case, auth) │       └── tests/                 unit/ (18 files) + integration/ (3 files), pytest + pytest-asyncio + respx │ ├── frontend/                     Next.js 14 application (TypeScript) │   ├── Dockerfile │   ├── package.json │   ├── app/                      App Router pages: home, lookup/new, lookup/[id], basket, cases, cases/[id], providers, login, register │   ├── components/ │   │   ├── dashboard/             ~22 investigation-workspace widgets (ProviderCardGrid, RelationshipGraph, EvidencePanel, HuntingCenterPanel, ...) │   │   └── ui/                    shadcn-style primitives (button, card) │   └── lib/                       api.ts (all backend calls + SSE consumer), types.ts (manual mirror of backend Pydantic schemas), utils.ts, aiPrompt.ts │ ├── docs/                          Hand-written engineering reference docs (ARCHITECTURE.md, API.md, DATA_MODEL.md, PROVIDERS.md, DEPLOYMENT.md, TESTING.md, TROUBLESHOOTING.md, ...) ├── documentation/                 Generated product-documentation pipeline (this chapter's home) │   ├── DOCUMENTATION_SOURCE/       Markdown source chapters (tech-*.md, user-*.md, dev-*.md) │   ├── ARCHITECTURE_DIAGRAMS/      Rendered diagram PNGs referenced by [FIGURE: ...] placeholders │   ├── SCREENSHOTS/                Product screenshots for the user manual │   └── build/                      Node.js scripts assembling source Markdown into PDF/DOCX deliverables │ ├── k8s/                           Kustomize-based Kubernetes manifests (alternative to Docker Compose) ├── windows/                        Windows packaging: Inno Setup script + PowerShell setup wizard + service/backup/diagnostic scripts └── release/                       Built installer artifact (.exe) + checksums </w:t>
       </w:r>
     </w:p>
     <w:p>
@@ -5762,7 +5762,7 @@
       </w:r>
       <w:r>
         <w:rPr/>
-        <w:t xml:space="preserve"> — the flat list of all ~16 registered provider singletons; the extensibility seam for adding a new source.</w:t>
+        <w:t xml:space="preserve"> — the flat list of all ~18 registered provider singletons; the extensibility seam for adding a new source.</w:t>
       </w:r>
     </w:p>
     <w:p>
@@ -6472,12 +6472,12 @@
           <wp:inline distB="0" distL="0" distR="0" distT="0">
             <wp:extent cx="3086100" cy="1066800"/>
             <wp:effectExtent b="0" l="0" r="0" t="0"/>
-            <wp:docPr id="2" name="image-u2I9f-gp6HZ8Y0h7tBndN.png"/>
+            <wp:docPr id="2" name="image-uPdI3r3ybgU9p3aIN8iBk.png"/>
             <a:graphic>
               <a:graphicData uri="http://schemas.openxmlformats.org/drawingml/2006/picture">
                 <pic:pic>
                   <pic:nvPicPr>
-                    <pic:cNvPr id="2" name="image-u2I9f-gp6HZ8Y0h7tBndN.png" descr="Figure 1"/>
+                    <pic:cNvPr id="2" name="image-uPdI3r3ybgU9p3aIN8iBk.png" descr="Figure 1"/>
                     <pic:cNvPicPr/>
                   </pic:nvPicPr>
                   <pic:blipFill>
@@ -13913,7 +13913,7 @@
       </w:r>
       <w:r>
         <w:rPr/>
-        <w:t xml:space="preserve"> provider completions (the backend fans out to ~16 providers concurrently, emitting each one's event as it finishes), the handlers merge into a </w:t>
+        <w:t xml:space="preserve"> provider completions (the backend fans out to ~18 providers concurrently, emitting each one's event as it finishes), the handlers merge into a </w:t>
       </w:r>
       <w:r>
         <w:rPr/>
@@ -14137,12 +14137,12 @@
           <wp:inline distB="0" distL="0" distR="0" distT="0">
             <wp:extent cx="3314700" cy="2638425"/>
             <wp:effectExtent b="0" l="0" r="0" t="0"/>
-            <wp:docPr id="4" name="image-7QKv0nK7ql6_xXdKM1ZQ7.png"/>
+            <wp:docPr id="4" name="image-4OHQ-mI3KZ6JFb_EFJ6gU.png"/>
             <a:graphic>
               <a:graphicData uri="http://schemas.openxmlformats.org/drawingml/2006/picture">
                 <pic:pic>
                   <pic:nvPicPr>
-                    <pic:cNvPr id="4" name="image-7QKv0nK7ql6_xXdKM1ZQ7.png" descr="Figure 2"/>
+                    <pic:cNvPr id="4" name="image-4OHQ-mI3KZ6JFb_EFJ6gU.png" descr="Figure 2"/>
                     <pic:cNvPicPr/>
                   </pic:nvPicPr>
                   <pic:blipFill>
@@ -16996,7 +16996,7 @@
       </w:r>
       <w:r>
         <w:rPr/>
-        <w:t xml:space="preserve"> generator, not a batch call: it filters the 16 registered providers (</w:t>
+        <w:t xml:space="preserve"> generator, not a batch call: it filters the 18 registered providers (</w:t>
       </w:r>
       <w:r>
         <w:rPr/>
@@ -19578,12 +19578,12 @@
           <wp:inline distB="0" distL="0" distR="0" distT="0">
             <wp:extent cx="3543300" cy="6410325"/>
             <wp:effectExtent b="0" l="0" r="0" t="0"/>
-            <wp:docPr id="6" name="image-rBAUr53izj6Y_a3LeYxUe.png"/>
+            <wp:docPr id="6" name="image-044xVJwF8rGXtptPFxeB5.png"/>
             <a:graphic>
               <a:graphicData uri="http://schemas.openxmlformats.org/drawingml/2006/picture">
                 <pic:pic>
                   <pic:nvPicPr>
-                    <pic:cNvPr id="6" name="image-rBAUr53izj6Y_a3LeYxUe.png" descr="Figure 3"/>
+                    <pic:cNvPr id="6" name="image-044xVJwF8rGXtptPFxeB5.png" descr="Figure 3"/>
                     <pic:cNvPicPr/>
                   </pic:nvPicPr>
                   <pic:blipFill>
@@ -19758,7 +19758,7 @@
       </w:r>
       <w:r>
         <w:rPr/>
-        <w:t xml:space="preserve">, and the five AI client modules (</w:t>
+        <w:t xml:space="preserve">, and the eleven AI client modules (</w:t>
       </w:r>
       <w:r>
         <w:rPr/>
@@ -19795,6 +19795,54 @@
       <w:r>
         <w:rPr/>
         <w:t xml:space="preserve">groq_client.py</w:t>
+      </w:r>
+      <w:r>
+        <w:rPr/>
+        <w:t xml:space="preserve">, </w:t>
+      </w:r>
+      <w:r>
+        <w:rPr/>
+        <w:t xml:space="preserve">openai_client.py</w:t>
+      </w:r>
+      <w:r>
+        <w:rPr/>
+        <w:t xml:space="preserve">, </w:t>
+      </w:r>
+      <w:r>
+        <w:rPr/>
+        <w:t xml:space="preserve">kimi_client.py</w:t>
+      </w:r>
+      <w:r>
+        <w:rPr/>
+        <w:t xml:space="preserve">, </w:t>
+      </w:r>
+      <w:r>
+        <w:rPr/>
+        <w:t xml:space="preserve">deepseek_client.py</w:t>
+      </w:r>
+      <w:r>
+        <w:rPr/>
+        <w:t xml:space="preserve">, </w:t>
+      </w:r>
+      <w:r>
+        <w:rPr/>
+        <w:t xml:space="preserve">xai_client.py</w:t>
+      </w:r>
+      <w:r>
+        <w:rPr/>
+        <w:t xml:space="preserve">, </w:t>
+      </w:r>
+      <w:r>
+        <w:rPr/>
+        <w:t xml:space="preserve">mistral_client.py</w:t>
+      </w:r>
+      <w:r>
+        <w:rPr/>
+        <w:t xml:space="preserve">, </w:t>
+      </w:r>
+      <w:r>
+        <w:rPr/>
+        <w:t xml:space="preserve">openrouter_client.py</w:t>
       </w:r>
       <w:r>
         <w:rPr/>
@@ -21727,7 +21775,7 @@
       </w:pPr>
       <w:r>
         <w:rPr/>
-        <w:t xml:space="preserve">2.1 The 16 registered connectors</w:t>
+        <w:t xml:space="preserve">2.1 The 18 registered connectors</w:t>
       </w:r>
     </w:p>
     <w:tbl>
@@ -24218,6 +24266,323 @@
           </w:p>
         </w:tc>
       </w:tr>
+      <w:tr>
+        <w:trPr>
+          <w:cantSplit/>
+        </w:trPr>
+        <w:tc>
+          <w:tcPr>
+            <w:tcBorders>
+              <w:top w:val="single" w:sz="1" w:space="0" w:color="000000"/>
+              <w:bottom w:val="single" w:sz="1" w:space="0" w:color="000000"/>
+              <w:left w:val="single" w:sz="1" w:space="0" w:color="000000"/>
+              <w:right w:val="single" w:sz="1" w:space="0" w:color="000000"/>
+            </w:tcBorders>
+          </w:tcPr>
+          <w:p>
+            <w:pPr>
+              <w:spacing w:lineRule="auto"/>
+            </w:pPr>
+            <w:r>
+              <w:rPr>
+                <w:highlight w:val="lightGray"/>
+              </w:rPr>
+              <w:t xml:space="preserve">urlscan</w:t>
+            </w:r>
+          </w:p>
+        </w:tc>
+        <w:tc>
+          <w:tcPr>
+            <w:tcBorders>
+              <w:top w:val="single" w:sz="1" w:space="0" w:color="000000"/>
+              <w:bottom w:val="single" w:sz="1" w:space="0" w:color="000000"/>
+              <w:left w:val="single" w:sz="1" w:space="0" w:color="000000"/>
+              <w:right w:val="single" w:sz="1" w:space="0" w:color="000000"/>
+            </w:tcBorders>
+          </w:tcPr>
+          <w:p>
+            <w:pPr>
+              <w:spacing w:lineRule="auto"/>
+            </w:pPr>
+            <w:r>
+              <w:rPr/>
+              <w:t xml:space="preserve">sandbox</w:t>
+            </w:r>
+          </w:p>
+        </w:tc>
+        <w:tc>
+          <w:tcPr>
+            <w:tcBorders>
+              <w:top w:val="single" w:sz="1" w:space="0" w:color="000000"/>
+              <w:bottom w:val="single" w:sz="1" w:space="0" w:color="000000"/>
+              <w:left w:val="single" w:sz="1" w:space="0" w:color="000000"/>
+              <w:right w:val="single" w:sz="1" w:space="0" w:color="000000"/>
+            </w:tcBorders>
+          </w:tcPr>
+          <w:p>
+            <w:pPr>
+              <w:spacing w:lineRule="auto"/>
+            </w:pPr>
+            <w:r>
+              <w:rPr/>
+              <w:t xml:space="preserve">URL, DOMAIN</w:t>
+            </w:r>
+          </w:p>
+        </w:tc>
+        <w:tc>
+          <w:tcPr>
+            <w:tcBorders>
+              <w:top w:val="single" w:sz="1" w:space="0" w:color="000000"/>
+              <w:bottom w:val="single" w:sz="1" w:space="0" w:color="000000"/>
+              <w:left w:val="single" w:sz="1" w:space="0" w:color="000000"/>
+              <w:right w:val="single" w:sz="1" w:space="0" w:color="000000"/>
+            </w:tcBorders>
+          </w:tcPr>
+          <w:p>
+            <w:pPr>
+              <w:spacing w:lineRule="auto"/>
+            </w:pPr>
+            <w:r>
+              <w:rPr/>
+              <w:t xml:space="preserve">Yes</w:t>
+            </w:r>
+          </w:p>
+        </w:tc>
+        <w:tc>
+          <w:tcPr>
+            <w:tcBorders>
+              <w:top w:val="single" w:sz="1" w:space="0" w:color="000000"/>
+              <w:bottom w:val="single" w:sz="1" w:space="0" w:color="000000"/>
+              <w:left w:val="single" w:sz="1" w:space="0" w:color="000000"/>
+              <w:right w:val="single" w:sz="1" w:space="0" w:color="000000"/>
+            </w:tcBorders>
+          </w:tcPr>
+          <w:p>
+            <w:pPr>
+              <w:spacing w:lineRule="auto"/>
+            </w:pPr>
+            <w:r>
+              <w:rPr>
+                <w:highlight w:val="lightGray"/>
+              </w:rPr>
+              <w:t xml:space="preserve">urlscan_api_key</w:t>
+            </w:r>
+          </w:p>
+          <w:p>
+            <w:pPr>
+              <w:spacing w:lineRule="auto"/>
+            </w:pPr>
+            <w:r>
+              <w:rPr/>
+              <w:t xml:space="preserve"> (header </w:t>
+            </w:r>
+          </w:p>
+          <w:p>
+            <w:pPr>
+              <w:spacing w:lineRule="auto"/>
+            </w:pPr>
+            <w:r>
+              <w:rPr>
+                <w:highlight w:val="lightGray"/>
+              </w:rPr>
+              <w:t xml:space="preserve">API-Key</w:t>
+            </w:r>
+          </w:p>
+          <w:p>
+            <w:pPr>
+              <w:spacing w:lineRule="auto"/>
+            </w:pPr>
+            <w:r>
+              <w:rPr/>
+              <w:t xml:space="preserve">)</w:t>
+            </w:r>
+          </w:p>
+        </w:tc>
+        <w:tc>
+          <w:tcPr>
+            <w:tcBorders>
+              <w:top w:val="single" w:sz="1" w:space="0" w:color="000000"/>
+              <w:bottom w:val="single" w:sz="1" w:space="0" w:color="000000"/>
+              <w:left w:val="single" w:sz="1" w:space="0" w:color="000000"/>
+              <w:right w:val="single" w:sz="1" w:space="0" w:color="000000"/>
+            </w:tcBorders>
+          </w:tcPr>
+          <w:p>
+            <w:pPr>
+              <w:spacing w:lineRule="auto"/>
+            </w:pPr>
+            <w:r>
+              <w:rPr>
+                <w:highlight w:val="lightGray"/>
+              </w:rPr>
+              <w:t xml:space="preserve">urlscan.io/api/v1</w:t>
+            </w:r>
+          </w:p>
+          <w:p>
+            <w:pPr>
+              <w:spacing w:lineRule="auto"/>
+            </w:pPr>
+            <w:r>
+              <w:rPr/>
+              <w:t xml:space="preserve"> (submit-then-poll)</w:t>
+            </w:r>
+          </w:p>
+        </w:tc>
+      </w:tr>
+      <w:tr>
+        <w:trPr>
+          <w:cantSplit/>
+        </w:trPr>
+        <w:tc>
+          <w:tcPr>
+            <w:tcBorders>
+              <w:top w:val="single" w:sz="1" w:space="0" w:color="000000"/>
+              <w:bottom w:val="single" w:sz="1" w:space="0" w:color="000000"/>
+              <w:left w:val="single" w:sz="1" w:space="0" w:color="000000"/>
+              <w:right w:val="single" w:sz="1" w:space="0" w:color="000000"/>
+            </w:tcBorders>
+          </w:tcPr>
+          <w:p>
+            <w:pPr>
+              <w:spacing w:lineRule="auto"/>
+            </w:pPr>
+            <w:r>
+              <w:rPr>
+                <w:highlight w:val="lightGray"/>
+              </w:rPr>
+              <w:t xml:space="preserve">google_safe_browsing</w:t>
+            </w:r>
+          </w:p>
+        </w:tc>
+        <w:tc>
+          <w:tcPr>
+            <w:tcBorders>
+              <w:top w:val="single" w:sz="1" w:space="0" w:color="000000"/>
+              <w:bottom w:val="single" w:sz="1" w:space="0" w:color="000000"/>
+              <w:left w:val="single" w:sz="1" w:space="0" w:color="000000"/>
+              <w:right w:val="single" w:sz="1" w:space="0" w:color="000000"/>
+            </w:tcBorders>
+          </w:tcPr>
+          <w:p>
+            <w:pPr>
+              <w:spacing w:lineRule="auto"/>
+            </w:pPr>
+            <w:r>
+              <w:rPr/>
+              <w:t xml:space="preserve">threat_intel</w:t>
+            </w:r>
+          </w:p>
+        </w:tc>
+        <w:tc>
+          <w:tcPr>
+            <w:tcBorders>
+              <w:top w:val="single" w:sz="1" w:space="0" w:color="000000"/>
+              <w:bottom w:val="single" w:sz="1" w:space="0" w:color="000000"/>
+              <w:left w:val="single" w:sz="1" w:space="0" w:color="000000"/>
+              <w:right w:val="single" w:sz="1" w:space="0" w:color="000000"/>
+            </w:tcBorders>
+          </w:tcPr>
+          <w:p>
+            <w:pPr>
+              <w:spacing w:lineRule="auto"/>
+            </w:pPr>
+            <w:r>
+              <w:rPr/>
+              <w:t xml:space="preserve">URL, DOMAIN</w:t>
+            </w:r>
+          </w:p>
+        </w:tc>
+        <w:tc>
+          <w:tcPr>
+            <w:tcBorders>
+              <w:top w:val="single" w:sz="1" w:space="0" w:color="000000"/>
+              <w:bottom w:val="single" w:sz="1" w:space="0" w:color="000000"/>
+              <w:left w:val="single" w:sz="1" w:space="0" w:color="000000"/>
+              <w:right w:val="single" w:sz="1" w:space="0" w:color="000000"/>
+            </w:tcBorders>
+          </w:tcPr>
+          <w:p>
+            <w:pPr>
+              <w:spacing w:lineRule="auto"/>
+            </w:pPr>
+            <w:r>
+              <w:rPr/>
+              <w:t xml:space="preserve">Yes</w:t>
+            </w:r>
+          </w:p>
+        </w:tc>
+        <w:tc>
+          <w:tcPr>
+            <w:tcBorders>
+              <w:top w:val="single" w:sz="1" w:space="0" w:color="000000"/>
+              <w:bottom w:val="single" w:sz="1" w:space="0" w:color="000000"/>
+              <w:left w:val="single" w:sz="1" w:space="0" w:color="000000"/>
+              <w:right w:val="single" w:sz="1" w:space="0" w:color="000000"/>
+            </w:tcBorders>
+          </w:tcPr>
+          <w:p>
+            <w:pPr>
+              <w:spacing w:lineRule="auto"/>
+            </w:pPr>
+            <w:r>
+              <w:rPr>
+                <w:highlight w:val="lightGray"/>
+              </w:rPr>
+              <w:t xml:space="preserve">google_safe_browsing_api_key</w:t>
+            </w:r>
+          </w:p>
+          <w:p>
+            <w:pPr>
+              <w:spacing w:lineRule="auto"/>
+            </w:pPr>
+            <w:r>
+              <w:rPr/>
+              <w:t xml:space="preserve"> (query param </w:t>
+            </w:r>
+          </w:p>
+          <w:p>
+            <w:pPr>
+              <w:spacing w:lineRule="auto"/>
+            </w:pPr>
+            <w:r>
+              <w:rPr>
+                <w:highlight w:val="lightGray"/>
+              </w:rPr>
+              <w:t xml:space="preserve">key</w:t>
+            </w:r>
+          </w:p>
+          <w:p>
+            <w:pPr>
+              <w:spacing w:lineRule="auto"/>
+            </w:pPr>
+            <w:r>
+              <w:rPr/>
+              <w:t xml:space="preserve">)</w:t>
+            </w:r>
+          </w:p>
+        </w:tc>
+        <w:tc>
+          <w:tcPr>
+            <w:tcBorders>
+              <w:top w:val="single" w:sz="1" w:space="0" w:color="000000"/>
+              <w:bottom w:val="single" w:sz="1" w:space="0" w:color="000000"/>
+              <w:left w:val="single" w:sz="1" w:space="0" w:color="000000"/>
+              <w:right w:val="single" w:sz="1" w:space="0" w:color="000000"/>
+            </w:tcBorders>
+          </w:tcPr>
+          <w:p>
+            <w:pPr>
+              <w:spacing w:lineRule="auto"/>
+            </w:pPr>
+            <w:r>
+              <w:rPr>
+                <w:highlight w:val="lightGray"/>
+              </w:rPr>
+              <w:t xml:space="preserve">safebrowsing.googleapis.com/v4</w:t>
+            </w:r>
+          </w:p>
+        </w:tc>
+      </w:tr>
     </w:tbl>
     <w:p>
       <w:pPr>
@@ -24233,7 +24598,7 @@
       </w:pPr>
       <w:r>
         <w:rPr/>
-        <w:t xml:space="preserve">All 16 dispatch through the identical </w:t>
+        <w:t xml:space="preserve">All 18 dispatch through the identical </w:t>
       </w:r>
       <w:r>
         <w:rPr/>
@@ -24249,7 +24614,23 @@
       </w:r>
       <w:r>
         <w:rPr/>
-        <w:t xml:space="preserve"> contract in §1; this table exists to show where each one's credential and endpoint live for anyone tracing a credential end to end. The </w:t>
+        <w:t xml:space="preserve"> contract in §1; this table exists to show where each one's credential and endpoint live for anyone tracing a credential end to end. </w:t>
+      </w:r>
+      <w:r>
+        <w:rPr/>
+        <w:t xml:space="preserve">urlscan</w:t>
+      </w:r>
+      <w:r>
+        <w:rPr/>
+        <w:t xml:space="preserve"> and </w:t>
+      </w:r>
+      <w:r>
+        <w:rPr/>
+        <w:t xml:space="preserve">google_safe_browsing</w:t>
+      </w:r>
+      <w:r>
+        <w:rPr/>
+        <w:t xml:space="preserve"> are the two exceptions to the setup wizard's provider page (see the Provider Guide) — both require a key but are configured after install via the app's own Providers page instead. The </w:t>
       </w:r>
       <w:r>
         <w:rPr/>
@@ -24915,12 +25296,12 @@
           <wp:inline distB="0" distL="0" distR="0" distT="0">
             <wp:extent cx="3771900" cy="1962150"/>
             <wp:effectExtent b="0" l="0" r="0" t="0"/>
-            <wp:docPr id="8" name="image-X0S4hEypGjTJi30AuYyFE.png"/>
+            <wp:docPr id="8" name="image-3WUcWBMV7qsIO9noESzgv.png"/>
             <a:graphic>
               <a:graphicData uri="http://schemas.openxmlformats.org/drawingml/2006/picture">
                 <pic:pic>
                   <pic:nvPicPr>
-                    <pic:cNvPr id="8" name="image-X0S4hEypGjTJi30AuYyFE.png" descr="Figure 4"/>
+                    <pic:cNvPr id="8" name="image-3WUcWBMV7qsIO9noESzgv.png" descr="Figure 4"/>
                     <pic:cNvPicPr/>
                   </pic:nvPicPr>
                   <pic:blipFill>
@@ -25009,7 +25390,7 @@
       </w:r>
       <w:r>
         <w:rPr/>
-        <w:t xml:space="preserve">, not a base class — each of the five client modules independently implements a matching method:</w:t>
+        <w:t xml:space="preserve">, not a base class — each of the eleven client modules independently implements a matching method:</w:t>
       </w:r>
     </w:p>
     <w:p>
@@ -25037,7 +25418,7 @@
       </w:r>
       <w:r>
         <w:rPr/>
-        <w:t xml:space="preserve">). Because this is structural typing, adding a sixth backend requires only a class exposing this method name/signature and an </w:t>
+        <w:t xml:space="preserve">). Because this is structural typing, adding a twelfth backend requires only a class exposing this method name/signature and an </w:t>
       </w:r>
       <w:r>
         <w:rPr/>
@@ -25932,6 +26313,808 @@
           </w:p>
         </w:tc>
       </w:tr>
+      <w:tr>
+        <w:trPr>
+          <w:cantSplit/>
+        </w:trPr>
+        <w:tc>
+          <w:tcPr>
+            <w:tcBorders>
+              <w:top w:val="single" w:sz="1" w:space="0" w:color="000000"/>
+              <w:bottom w:val="single" w:sz="1" w:space="0" w:color="000000"/>
+              <w:left w:val="single" w:sz="1" w:space="0" w:color="000000"/>
+              <w:right w:val="single" w:sz="1" w:space="0" w:color="000000"/>
+            </w:tcBorders>
+          </w:tcPr>
+          <w:p>
+            <w:pPr>
+              <w:spacing w:lineRule="auto"/>
+            </w:pPr>
+            <w:r>
+              <w:rPr>
+                <w:highlight w:val="lightGray"/>
+              </w:rPr>
+              <w:t xml:space="preserve">OpenAIClient</w:t>
+            </w:r>
+          </w:p>
+        </w:tc>
+        <w:tc>
+          <w:tcPr>
+            <w:tcBorders>
+              <w:top w:val="single" w:sz="1" w:space="0" w:color="000000"/>
+              <w:bottom w:val="single" w:sz="1" w:space="0" w:color="000000"/>
+              <w:left w:val="single" w:sz="1" w:space="0" w:color="000000"/>
+              <w:right w:val="single" w:sz="1" w:space="0" w:color="000000"/>
+            </w:tcBorders>
+          </w:tcPr>
+          <w:p>
+            <w:pPr>
+              <w:spacing w:lineRule="auto"/>
+            </w:pPr>
+            <w:r>
+              <w:rPr>
+                <w:highlight w:val="lightGray"/>
+              </w:rPr>
+              <w:t xml:space="preserve">openai_client.py</w:t>
+            </w:r>
+          </w:p>
+        </w:tc>
+        <w:tc>
+          <w:tcPr>
+            <w:tcBorders>
+              <w:top w:val="single" w:sz="1" w:space="0" w:color="000000"/>
+              <w:bottom w:val="single" w:sz="1" w:space="0" w:color="000000"/>
+              <w:left w:val="single" w:sz="1" w:space="0" w:color="000000"/>
+              <w:right w:val="single" w:sz="1" w:space="0" w:color="000000"/>
+            </w:tcBorders>
+          </w:tcPr>
+          <w:p>
+            <w:pPr>
+              <w:spacing w:lineRule="auto"/>
+            </w:pPr>
+            <w:r>
+              <w:rPr>
+                <w:highlight w:val="lightGray"/>
+              </w:rPr>
+              <w:t xml:space="preserve">POST api.openai.com/v1/chat/completions</w:t>
+            </w:r>
+          </w:p>
+        </w:tc>
+        <w:tc>
+          <w:tcPr>
+            <w:tcBorders>
+              <w:top w:val="single" w:sz="1" w:space="0" w:color="000000"/>
+              <w:bottom w:val="single" w:sz="1" w:space="0" w:color="000000"/>
+              <w:left w:val="single" w:sz="1" w:space="0" w:color="000000"/>
+              <w:right w:val="single" w:sz="1" w:space="0" w:color="000000"/>
+            </w:tcBorders>
+          </w:tcPr>
+          <w:p>
+            <w:pPr>
+              <w:spacing w:lineRule="auto"/>
+            </w:pPr>
+            <w:r>
+              <w:rPr/>
+              <w:t xml:space="preserve">header </w:t>
+            </w:r>
+          </w:p>
+          <w:p>
+            <w:pPr>
+              <w:spacing w:lineRule="auto"/>
+            </w:pPr>
+            <w:r>
+              <w:rPr>
+                <w:highlight w:val="lightGray"/>
+              </w:rPr>
+              <w:t xml:space="preserve">Authorization: Bearer</w:t>
+            </w:r>
+          </w:p>
+        </w:tc>
+        <w:tc>
+          <w:tcPr>
+            <w:tcBorders>
+              <w:top w:val="single" w:sz="1" w:space="0" w:color="000000"/>
+              <w:bottom w:val="single" w:sz="1" w:space="0" w:color="000000"/>
+              <w:left w:val="single" w:sz="1" w:space="0" w:color="000000"/>
+              <w:right w:val="single" w:sz="1" w:space="0" w:color="000000"/>
+            </w:tcBorders>
+          </w:tcPr>
+          <w:p>
+            <w:pPr>
+              <w:spacing w:lineRule="auto"/>
+            </w:pPr>
+            <w:r>
+              <w:rPr/>
+              <w:t xml:space="preserve">forced tool-calling, ref-flattened schema</w:t>
+            </w:r>
+          </w:p>
+        </w:tc>
+      </w:tr>
+      <w:tr>
+        <w:trPr>
+          <w:cantSplit/>
+        </w:trPr>
+        <w:tc>
+          <w:tcPr>
+            <w:tcBorders>
+              <w:top w:val="single" w:sz="1" w:space="0" w:color="000000"/>
+              <w:bottom w:val="single" w:sz="1" w:space="0" w:color="000000"/>
+              <w:left w:val="single" w:sz="1" w:space="0" w:color="000000"/>
+              <w:right w:val="single" w:sz="1" w:space="0" w:color="000000"/>
+            </w:tcBorders>
+          </w:tcPr>
+          <w:p>
+            <w:pPr>
+              <w:spacing w:lineRule="auto"/>
+            </w:pPr>
+            <w:r>
+              <w:rPr>
+                <w:highlight w:val="lightGray"/>
+              </w:rPr>
+              <w:t xml:space="preserve">KimiClient</w:t>
+            </w:r>
+          </w:p>
+        </w:tc>
+        <w:tc>
+          <w:tcPr>
+            <w:tcBorders>
+              <w:top w:val="single" w:sz="1" w:space="0" w:color="000000"/>
+              <w:bottom w:val="single" w:sz="1" w:space="0" w:color="000000"/>
+              <w:left w:val="single" w:sz="1" w:space="0" w:color="000000"/>
+              <w:right w:val="single" w:sz="1" w:space="0" w:color="000000"/>
+            </w:tcBorders>
+          </w:tcPr>
+          <w:p>
+            <w:pPr>
+              <w:spacing w:lineRule="auto"/>
+            </w:pPr>
+            <w:r>
+              <w:rPr>
+                <w:highlight w:val="lightGray"/>
+              </w:rPr>
+              <w:t xml:space="preserve">kimi_client.py</w:t>
+            </w:r>
+          </w:p>
+        </w:tc>
+        <w:tc>
+          <w:tcPr>
+            <w:tcBorders>
+              <w:top w:val="single" w:sz="1" w:space="0" w:color="000000"/>
+              <w:bottom w:val="single" w:sz="1" w:space="0" w:color="000000"/>
+              <w:left w:val="single" w:sz="1" w:space="0" w:color="000000"/>
+              <w:right w:val="single" w:sz="1" w:space="0" w:color="000000"/>
+            </w:tcBorders>
+          </w:tcPr>
+          <w:p>
+            <w:pPr>
+              <w:spacing w:lineRule="auto"/>
+            </w:pPr>
+            <w:r>
+              <w:rPr>
+                <w:highlight w:val="lightGray"/>
+              </w:rPr>
+              <w:t xml:space="preserve">POST api.moonshot.ai/v1/chat/completions</w:t>
+            </w:r>
+          </w:p>
+        </w:tc>
+        <w:tc>
+          <w:tcPr>
+            <w:tcBorders>
+              <w:top w:val="single" w:sz="1" w:space="0" w:color="000000"/>
+              <w:bottom w:val="single" w:sz="1" w:space="0" w:color="000000"/>
+              <w:left w:val="single" w:sz="1" w:space="0" w:color="000000"/>
+              <w:right w:val="single" w:sz="1" w:space="0" w:color="000000"/>
+            </w:tcBorders>
+          </w:tcPr>
+          <w:p>
+            <w:pPr>
+              <w:spacing w:lineRule="auto"/>
+            </w:pPr>
+            <w:r>
+              <w:rPr/>
+              <w:t xml:space="preserve">header </w:t>
+            </w:r>
+          </w:p>
+          <w:p>
+            <w:pPr>
+              <w:spacing w:lineRule="auto"/>
+            </w:pPr>
+            <w:r>
+              <w:rPr>
+                <w:highlight w:val="lightGray"/>
+              </w:rPr>
+              <w:t xml:space="preserve">Authorization: Bearer</w:t>
+            </w:r>
+          </w:p>
+        </w:tc>
+        <w:tc>
+          <w:tcPr>
+            <w:tcBorders>
+              <w:top w:val="single" w:sz="1" w:space="0" w:color="000000"/>
+              <w:bottom w:val="single" w:sz="1" w:space="0" w:color="000000"/>
+              <w:left w:val="single" w:sz="1" w:space="0" w:color="000000"/>
+              <w:right w:val="single" w:sz="1" w:space="0" w:color="000000"/>
+            </w:tcBorders>
+          </w:tcPr>
+          <w:p>
+            <w:pPr>
+              <w:spacing w:lineRule="auto"/>
+            </w:pPr>
+            <w:r>
+              <w:rPr/>
+              <w:t xml:space="preserve">forced tool-calling, ref-flattened schema; default model pinned to </w:t>
+            </w:r>
+          </w:p>
+          <w:p>
+            <w:pPr>
+              <w:spacing w:lineRule="auto"/>
+            </w:pPr>
+            <w:r>
+              <w:rPr>
+                <w:highlight w:val="lightGray"/>
+              </w:rPr>
+              <w:t xml:space="preserve">kimi-k2.5</w:t>
+            </w:r>
+          </w:p>
+          <w:p>
+            <w:pPr>
+              <w:spacing w:lineRule="auto"/>
+            </w:pPr>
+            <w:r>
+              <w:rPr/>
+              <w:t xml:space="preserve"> since several newer Moonshot models' always-on "thinking" mode is incompatible with a forced </w:t>
+            </w:r>
+          </w:p>
+          <w:p>
+            <w:pPr>
+              <w:spacing w:lineRule="auto"/>
+            </w:pPr>
+            <w:r>
+              <w:rPr>
+                <w:highlight w:val="lightGray"/>
+              </w:rPr>
+              <w:t xml:space="preserve">tool_choice</w:t>
+            </w:r>
+          </w:p>
+        </w:tc>
+      </w:tr>
+      <w:tr>
+        <w:trPr>
+          <w:cantSplit/>
+        </w:trPr>
+        <w:tc>
+          <w:tcPr>
+            <w:tcBorders>
+              <w:top w:val="single" w:sz="1" w:space="0" w:color="000000"/>
+              <w:bottom w:val="single" w:sz="1" w:space="0" w:color="000000"/>
+              <w:left w:val="single" w:sz="1" w:space="0" w:color="000000"/>
+              <w:right w:val="single" w:sz="1" w:space="0" w:color="000000"/>
+            </w:tcBorders>
+          </w:tcPr>
+          <w:p>
+            <w:pPr>
+              <w:spacing w:lineRule="auto"/>
+            </w:pPr>
+            <w:r>
+              <w:rPr>
+                <w:highlight w:val="lightGray"/>
+              </w:rPr>
+              <w:t xml:space="preserve">DeepSeekClient</w:t>
+            </w:r>
+          </w:p>
+        </w:tc>
+        <w:tc>
+          <w:tcPr>
+            <w:tcBorders>
+              <w:top w:val="single" w:sz="1" w:space="0" w:color="000000"/>
+              <w:bottom w:val="single" w:sz="1" w:space="0" w:color="000000"/>
+              <w:left w:val="single" w:sz="1" w:space="0" w:color="000000"/>
+              <w:right w:val="single" w:sz="1" w:space="0" w:color="000000"/>
+            </w:tcBorders>
+          </w:tcPr>
+          <w:p>
+            <w:pPr>
+              <w:spacing w:lineRule="auto"/>
+            </w:pPr>
+            <w:r>
+              <w:rPr>
+                <w:highlight w:val="lightGray"/>
+              </w:rPr>
+              <w:t xml:space="preserve">deepseek_client.py</w:t>
+            </w:r>
+          </w:p>
+        </w:tc>
+        <w:tc>
+          <w:tcPr>
+            <w:tcBorders>
+              <w:top w:val="single" w:sz="1" w:space="0" w:color="000000"/>
+              <w:bottom w:val="single" w:sz="1" w:space="0" w:color="000000"/>
+              <w:left w:val="single" w:sz="1" w:space="0" w:color="000000"/>
+              <w:right w:val="single" w:sz="1" w:space="0" w:color="000000"/>
+            </w:tcBorders>
+          </w:tcPr>
+          <w:p>
+            <w:pPr>
+              <w:spacing w:lineRule="auto"/>
+            </w:pPr>
+            <w:r>
+              <w:rPr>
+                <w:highlight w:val="lightGray"/>
+              </w:rPr>
+              <w:t xml:space="preserve">POST api.deepseek.com/chat/completions</w:t>
+            </w:r>
+          </w:p>
+          <w:p>
+            <w:pPr>
+              <w:spacing w:lineRule="auto"/>
+            </w:pPr>
+            <w:r>
+              <w:rPr/>
+              <w:t xml:space="preserve"> (no </w:t>
+            </w:r>
+          </w:p>
+          <w:p>
+            <w:pPr>
+              <w:spacing w:lineRule="auto"/>
+            </w:pPr>
+            <w:r>
+              <w:rPr>
+                <w:highlight w:val="lightGray"/>
+              </w:rPr>
+              <w:t xml:space="preserve">/v1</w:t>
+            </w:r>
+          </w:p>
+          <w:p>
+            <w:pPr>
+              <w:spacing w:lineRule="auto"/>
+            </w:pPr>
+            <w:r>
+              <w:rPr/>
+              <w:t xml:space="preserve"> segment)</w:t>
+            </w:r>
+          </w:p>
+        </w:tc>
+        <w:tc>
+          <w:tcPr>
+            <w:tcBorders>
+              <w:top w:val="single" w:sz="1" w:space="0" w:color="000000"/>
+              <w:bottom w:val="single" w:sz="1" w:space="0" w:color="000000"/>
+              <w:left w:val="single" w:sz="1" w:space="0" w:color="000000"/>
+              <w:right w:val="single" w:sz="1" w:space="0" w:color="000000"/>
+            </w:tcBorders>
+          </w:tcPr>
+          <w:p>
+            <w:pPr>
+              <w:spacing w:lineRule="auto"/>
+            </w:pPr>
+            <w:r>
+              <w:rPr/>
+              <w:t xml:space="preserve">header </w:t>
+            </w:r>
+          </w:p>
+          <w:p>
+            <w:pPr>
+              <w:spacing w:lineRule="auto"/>
+            </w:pPr>
+            <w:r>
+              <w:rPr>
+                <w:highlight w:val="lightGray"/>
+              </w:rPr>
+              <w:t xml:space="preserve">Authorization: Bearer</w:t>
+            </w:r>
+          </w:p>
+        </w:tc>
+        <w:tc>
+          <w:tcPr>
+            <w:tcBorders>
+              <w:top w:val="single" w:sz="1" w:space="0" w:color="000000"/>
+              <w:bottom w:val="single" w:sz="1" w:space="0" w:color="000000"/>
+              <w:left w:val="single" w:sz="1" w:space="0" w:color="000000"/>
+              <w:right w:val="single" w:sz="1" w:space="0" w:color="000000"/>
+            </w:tcBorders>
+          </w:tcPr>
+          <w:p>
+            <w:pPr>
+              <w:spacing w:lineRule="auto"/>
+            </w:pPr>
+            <w:r>
+              <w:rPr/>
+              <w:t xml:space="preserve">forced tool-calling, ref-flattened schema</w:t>
+            </w:r>
+          </w:p>
+        </w:tc>
+      </w:tr>
+      <w:tr>
+        <w:trPr>
+          <w:cantSplit/>
+        </w:trPr>
+        <w:tc>
+          <w:tcPr>
+            <w:tcBorders>
+              <w:top w:val="single" w:sz="1" w:space="0" w:color="000000"/>
+              <w:bottom w:val="single" w:sz="1" w:space="0" w:color="000000"/>
+              <w:left w:val="single" w:sz="1" w:space="0" w:color="000000"/>
+              <w:right w:val="single" w:sz="1" w:space="0" w:color="000000"/>
+            </w:tcBorders>
+          </w:tcPr>
+          <w:p>
+            <w:pPr>
+              <w:spacing w:lineRule="auto"/>
+            </w:pPr>
+            <w:r>
+              <w:rPr>
+                <w:highlight w:val="lightGray"/>
+              </w:rPr>
+              <w:t xml:space="preserve">XAIClient</w:t>
+            </w:r>
+          </w:p>
+        </w:tc>
+        <w:tc>
+          <w:tcPr>
+            <w:tcBorders>
+              <w:top w:val="single" w:sz="1" w:space="0" w:color="000000"/>
+              <w:bottom w:val="single" w:sz="1" w:space="0" w:color="000000"/>
+              <w:left w:val="single" w:sz="1" w:space="0" w:color="000000"/>
+              <w:right w:val="single" w:sz="1" w:space="0" w:color="000000"/>
+            </w:tcBorders>
+          </w:tcPr>
+          <w:p>
+            <w:pPr>
+              <w:spacing w:lineRule="auto"/>
+            </w:pPr>
+            <w:r>
+              <w:rPr>
+                <w:highlight w:val="lightGray"/>
+              </w:rPr>
+              <w:t xml:space="preserve">xai_client.py</w:t>
+            </w:r>
+          </w:p>
+        </w:tc>
+        <w:tc>
+          <w:tcPr>
+            <w:tcBorders>
+              <w:top w:val="single" w:sz="1" w:space="0" w:color="000000"/>
+              <w:bottom w:val="single" w:sz="1" w:space="0" w:color="000000"/>
+              <w:left w:val="single" w:sz="1" w:space="0" w:color="000000"/>
+              <w:right w:val="single" w:sz="1" w:space="0" w:color="000000"/>
+            </w:tcBorders>
+          </w:tcPr>
+          <w:p>
+            <w:pPr>
+              <w:spacing w:lineRule="auto"/>
+            </w:pPr>
+            <w:r>
+              <w:rPr>
+                <w:highlight w:val="lightGray"/>
+              </w:rPr>
+              <w:t xml:space="preserve">POST api.x.ai/v1/chat/completions</w:t>
+            </w:r>
+          </w:p>
+        </w:tc>
+        <w:tc>
+          <w:tcPr>
+            <w:tcBorders>
+              <w:top w:val="single" w:sz="1" w:space="0" w:color="000000"/>
+              <w:bottom w:val="single" w:sz="1" w:space="0" w:color="000000"/>
+              <w:left w:val="single" w:sz="1" w:space="0" w:color="000000"/>
+              <w:right w:val="single" w:sz="1" w:space="0" w:color="000000"/>
+            </w:tcBorders>
+          </w:tcPr>
+          <w:p>
+            <w:pPr>
+              <w:spacing w:lineRule="auto"/>
+            </w:pPr>
+            <w:r>
+              <w:rPr/>
+              <w:t xml:space="preserve">header </w:t>
+            </w:r>
+          </w:p>
+          <w:p>
+            <w:pPr>
+              <w:spacing w:lineRule="auto"/>
+            </w:pPr>
+            <w:r>
+              <w:rPr>
+                <w:highlight w:val="lightGray"/>
+              </w:rPr>
+              <w:t xml:space="preserve">Authorization: Bearer</w:t>
+            </w:r>
+          </w:p>
+        </w:tc>
+        <w:tc>
+          <w:tcPr>
+            <w:tcBorders>
+              <w:top w:val="single" w:sz="1" w:space="0" w:color="000000"/>
+              <w:bottom w:val="single" w:sz="1" w:space="0" w:color="000000"/>
+              <w:left w:val="single" w:sz="1" w:space="0" w:color="000000"/>
+              <w:right w:val="single" w:sz="1" w:space="0" w:color="000000"/>
+            </w:tcBorders>
+          </w:tcPr>
+          <w:p>
+            <w:pPr>
+              <w:spacing w:lineRule="auto"/>
+            </w:pPr>
+            <w:r>
+              <w:rPr/>
+              <w:t xml:space="preserve">forced tool-calling, ref-flattened schema (best-effort — xAI's own docs say </w:t>
+            </w:r>
+          </w:p>
+          <w:p>
+            <w:pPr>
+              <w:spacing w:lineRule="auto"/>
+            </w:pPr>
+            <w:r>
+              <w:rPr>
+                <w:highlight w:val="lightGray"/>
+              </w:rPr>
+              <w:t xml:space="preserve">parameters</w:t>
+            </w:r>
+          </w:p>
+          <w:p>
+            <w:pPr>
+              <w:spacing w:lineRule="auto"/>
+            </w:pPr>
+            <w:r>
+              <w:rPr/>
+              <w:t xml:space="preserve"> isn't strictly enforced)</w:t>
+            </w:r>
+          </w:p>
+        </w:tc>
+      </w:tr>
+      <w:tr>
+        <w:trPr>
+          <w:cantSplit/>
+        </w:trPr>
+        <w:tc>
+          <w:tcPr>
+            <w:tcBorders>
+              <w:top w:val="single" w:sz="1" w:space="0" w:color="000000"/>
+              <w:bottom w:val="single" w:sz="1" w:space="0" w:color="000000"/>
+              <w:left w:val="single" w:sz="1" w:space="0" w:color="000000"/>
+              <w:right w:val="single" w:sz="1" w:space="0" w:color="000000"/>
+            </w:tcBorders>
+          </w:tcPr>
+          <w:p>
+            <w:pPr>
+              <w:spacing w:lineRule="auto"/>
+            </w:pPr>
+            <w:r>
+              <w:rPr>
+                <w:highlight w:val="lightGray"/>
+              </w:rPr>
+              <w:t xml:space="preserve">MistralClient</w:t>
+            </w:r>
+          </w:p>
+        </w:tc>
+        <w:tc>
+          <w:tcPr>
+            <w:tcBorders>
+              <w:top w:val="single" w:sz="1" w:space="0" w:color="000000"/>
+              <w:bottom w:val="single" w:sz="1" w:space="0" w:color="000000"/>
+              <w:left w:val="single" w:sz="1" w:space="0" w:color="000000"/>
+              <w:right w:val="single" w:sz="1" w:space="0" w:color="000000"/>
+            </w:tcBorders>
+          </w:tcPr>
+          <w:p>
+            <w:pPr>
+              <w:spacing w:lineRule="auto"/>
+            </w:pPr>
+            <w:r>
+              <w:rPr>
+                <w:highlight w:val="lightGray"/>
+              </w:rPr>
+              <w:t xml:space="preserve">mistral_client.py</w:t>
+            </w:r>
+          </w:p>
+        </w:tc>
+        <w:tc>
+          <w:tcPr>
+            <w:tcBorders>
+              <w:top w:val="single" w:sz="1" w:space="0" w:color="000000"/>
+              <w:bottom w:val="single" w:sz="1" w:space="0" w:color="000000"/>
+              <w:left w:val="single" w:sz="1" w:space="0" w:color="000000"/>
+              <w:right w:val="single" w:sz="1" w:space="0" w:color="000000"/>
+            </w:tcBorders>
+          </w:tcPr>
+          <w:p>
+            <w:pPr>
+              <w:spacing w:lineRule="auto"/>
+            </w:pPr>
+            <w:r>
+              <w:rPr>
+                <w:highlight w:val="lightGray"/>
+              </w:rPr>
+              <w:t xml:space="preserve">POST api.mistral.ai/v1/chat/completions</w:t>
+            </w:r>
+          </w:p>
+        </w:tc>
+        <w:tc>
+          <w:tcPr>
+            <w:tcBorders>
+              <w:top w:val="single" w:sz="1" w:space="0" w:color="000000"/>
+              <w:bottom w:val="single" w:sz="1" w:space="0" w:color="000000"/>
+              <w:left w:val="single" w:sz="1" w:space="0" w:color="000000"/>
+              <w:right w:val="single" w:sz="1" w:space="0" w:color="000000"/>
+            </w:tcBorders>
+          </w:tcPr>
+          <w:p>
+            <w:pPr>
+              <w:spacing w:lineRule="auto"/>
+            </w:pPr>
+            <w:r>
+              <w:rPr/>
+              <w:t xml:space="preserve">header </w:t>
+            </w:r>
+          </w:p>
+          <w:p>
+            <w:pPr>
+              <w:spacing w:lineRule="auto"/>
+            </w:pPr>
+            <w:r>
+              <w:rPr>
+                <w:highlight w:val="lightGray"/>
+              </w:rPr>
+              <w:t xml:space="preserve">Authorization: Bearer</w:t>
+            </w:r>
+          </w:p>
+        </w:tc>
+        <w:tc>
+          <w:tcPr>
+            <w:tcBorders>
+              <w:top w:val="single" w:sz="1" w:space="0" w:color="000000"/>
+              <w:bottom w:val="single" w:sz="1" w:space="0" w:color="000000"/>
+              <w:left w:val="single" w:sz="1" w:space="0" w:color="000000"/>
+              <w:right w:val="single" w:sz="1" w:space="0" w:color="000000"/>
+            </w:tcBorders>
+          </w:tcPr>
+          <w:p>
+            <w:pPr>
+              <w:spacing w:lineRule="auto"/>
+            </w:pPr>
+            <w:r>
+              <w:rPr/>
+              <w:t xml:space="preserve">forced tool-calling, ref-flattened schema</w:t>
+            </w:r>
+          </w:p>
+        </w:tc>
+      </w:tr>
+      <w:tr>
+        <w:trPr>
+          <w:cantSplit/>
+        </w:trPr>
+        <w:tc>
+          <w:tcPr>
+            <w:tcBorders>
+              <w:top w:val="single" w:sz="1" w:space="0" w:color="000000"/>
+              <w:bottom w:val="single" w:sz="1" w:space="0" w:color="000000"/>
+              <w:left w:val="single" w:sz="1" w:space="0" w:color="000000"/>
+              <w:right w:val="single" w:sz="1" w:space="0" w:color="000000"/>
+            </w:tcBorders>
+          </w:tcPr>
+          <w:p>
+            <w:pPr>
+              <w:spacing w:lineRule="auto"/>
+            </w:pPr>
+            <w:r>
+              <w:rPr>
+                <w:highlight w:val="lightGray"/>
+              </w:rPr>
+              <w:t xml:space="preserve">OpenRouterClient</w:t>
+            </w:r>
+          </w:p>
+        </w:tc>
+        <w:tc>
+          <w:tcPr>
+            <w:tcBorders>
+              <w:top w:val="single" w:sz="1" w:space="0" w:color="000000"/>
+              <w:bottom w:val="single" w:sz="1" w:space="0" w:color="000000"/>
+              <w:left w:val="single" w:sz="1" w:space="0" w:color="000000"/>
+              <w:right w:val="single" w:sz="1" w:space="0" w:color="000000"/>
+            </w:tcBorders>
+          </w:tcPr>
+          <w:p>
+            <w:pPr>
+              <w:spacing w:lineRule="auto"/>
+            </w:pPr>
+            <w:r>
+              <w:rPr>
+                <w:highlight w:val="lightGray"/>
+              </w:rPr>
+              <w:t xml:space="preserve">openrouter_client.py</w:t>
+            </w:r>
+          </w:p>
+        </w:tc>
+        <w:tc>
+          <w:tcPr>
+            <w:tcBorders>
+              <w:top w:val="single" w:sz="1" w:space="0" w:color="000000"/>
+              <w:bottom w:val="single" w:sz="1" w:space="0" w:color="000000"/>
+              <w:left w:val="single" w:sz="1" w:space="0" w:color="000000"/>
+              <w:right w:val="single" w:sz="1" w:space="0" w:color="000000"/>
+            </w:tcBorders>
+          </w:tcPr>
+          <w:p>
+            <w:pPr>
+              <w:spacing w:lineRule="auto"/>
+            </w:pPr>
+            <w:r>
+              <w:rPr>
+                <w:highlight w:val="lightGray"/>
+              </w:rPr>
+              <w:t xml:space="preserve">POST openrouter.ai/api/v1/chat/completions</w:t>
+            </w:r>
+          </w:p>
+        </w:tc>
+        <w:tc>
+          <w:tcPr>
+            <w:tcBorders>
+              <w:top w:val="single" w:sz="1" w:space="0" w:color="000000"/>
+              <w:bottom w:val="single" w:sz="1" w:space="0" w:color="000000"/>
+              <w:left w:val="single" w:sz="1" w:space="0" w:color="000000"/>
+              <w:right w:val="single" w:sz="1" w:space="0" w:color="000000"/>
+            </w:tcBorders>
+          </w:tcPr>
+          <w:p>
+            <w:pPr>
+              <w:spacing w:lineRule="auto"/>
+            </w:pPr>
+            <w:r>
+              <w:rPr/>
+              <w:t xml:space="preserve">header </w:t>
+            </w:r>
+          </w:p>
+          <w:p>
+            <w:pPr>
+              <w:spacing w:lineRule="auto"/>
+            </w:pPr>
+            <w:r>
+              <w:rPr>
+                <w:highlight w:val="lightGray"/>
+              </w:rPr>
+              <w:t xml:space="preserve">Authorization: Bearer</w:t>
+            </w:r>
+          </w:p>
+        </w:tc>
+        <w:tc>
+          <w:tcPr>
+            <w:tcBorders>
+              <w:top w:val="single" w:sz="1" w:space="0" w:color="000000"/>
+              <w:bottom w:val="single" w:sz="1" w:space="0" w:color="000000"/>
+              <w:left w:val="single" w:sz="1" w:space="0" w:color="000000"/>
+              <w:right w:val="single" w:sz="1" w:space="0" w:color="000000"/>
+            </w:tcBorders>
+          </w:tcPr>
+          <w:p>
+            <w:pPr>
+              <w:spacing w:lineRule="auto"/>
+            </w:pPr>
+            <w:r>
+              <w:rPr/>
+              <w:t xml:space="preserve">forced tool-calling; model discovery filtered to </w:t>
+            </w:r>
+          </w:p>
+          <w:p>
+            <w:pPr>
+              <w:spacing w:lineRule="auto"/>
+            </w:pPr>
+            <w:r>
+              <w:rPr>
+                <w:highlight w:val="lightGray"/>
+              </w:rPr>
+              <w:t xml:space="preserve">tool_choice</w:t>
+            </w:r>
+          </w:p>
+          <w:p>
+            <w:pPr>
+              <w:spacing w:lineRule="auto"/>
+            </w:pPr>
+            <w:r>
+              <w:rPr/>
+              <w:t xml:space="preserve">-capable ids, since most of the hundreds of underlying models OpenRouter fans out to don't support forced tool-calling at all</w:t>
+            </w:r>
+          </w:p>
+        </w:tc>
+      </w:tr>
     </w:tbl>
     <w:p>
       <w:pPr>
@@ -26027,7 +27210,7 @@
       </w:r>
       <w:r>
         <w:rPr/>
-        <w:t xml:space="preserve">), used only as the no-runtime-config fallback (§5.2). Ollama, Gemini, and Groq run their schema through </w:t>
+        <w:t xml:space="preserve">), used only as the no-runtime-config fallback (§5.2). Ollama, Gemini, Groq, OpenAI, Kimi, DeepSeek, xAI, Mistral, and OpenRouter all run their schema through </w:t>
       </w:r>
       <w:r>
         <w:rPr/>
@@ -28719,7 +29902,7 @@
       </w:r>
       <w:r>
         <w:rPr/>
-        <w:t xml:space="preserve">, so it never overwrites a value an administrator has already configured through the UI); otherwise, for each of the 5 AI backends (</w:t>
+        <w:t xml:space="preserve">, so it never overwrites a value an administrator has already configured through the UI); otherwise, for each of the 11 AI backends (</w:t>
       </w:r>
       <w:r>
         <w:rPr/>
@@ -28735,7 +29918,7 @@
       </w:r>
       <w:r>
         <w:rPr/>
-        <w:t xml:space="preserve">) and each of the 16 registered IOC providers (</w:t>
+        <w:t xml:space="preserve">) and each of the 18 registered IOC providers (</w:t>
       </w:r>
       <w:r>
         <w:rPr/>
@@ -31464,12 +32647,12 @@
           <wp:inline distB="0" distL="0" distR="0" distT="0">
             <wp:extent cx="4000500" cy="1619250"/>
             <wp:effectExtent b="0" l="0" r="0" t="0"/>
-            <wp:docPr id="10" name="image-zzf1_yUPu7wOXw6UY0nC5.png"/>
+            <wp:docPr id="10" name="image-0-A2tV8EQbOdYvkjsQjao.png"/>
             <a:graphic>
               <a:graphicData uri="http://schemas.openxmlformats.org/drawingml/2006/picture">
                 <pic:pic>
                   <pic:nvPicPr>
-                    <pic:cNvPr id="10" name="image-zzf1_yUPu7wOXw6UY0nC5.png" descr="Figure 5"/>
+                    <pic:cNvPr id="10" name="image-0-A2tV8EQbOdYvkjsQjao.png" descr="Figure 5"/>
                     <pic:cNvPicPr/>
                   </pic:nvPicPr>
                   <pic:blipFill>
@@ -32307,7 +33490,7 @@
             </w:pPr>
             <w:r>
               <w:rPr/>
-              <w:t xml:space="preserve"> for all 5 AI backends against </w:t>
+              <w:t xml:space="preserve"> for all 11 AI backends against </w:t>
             </w:r>
           </w:p>
           <w:p>
@@ -32327,7 +33510,7 @@
             </w:pPr>
             <w:r>
               <w:rPr/>
-              <w:t xml:space="preserve">-mocked HTTP: success, invalid-key/401, rate-limit/429, model-not-found/404, timeout, network error (16 test functions)</w:t>
+              <w:t xml:space="preserve">-mocked HTTP: success, invalid-key/401, rate-limit/429, model-not-found/404, timeout, network error, plus backend-specific cases (Kimi's thinking-mode conflict, DeepSeek's 402, xAI's flat error body) (53 test functions)</w:t>
             </w:r>
           </w:p>
         </w:tc>
@@ -42569,12 +43752,12 @@
           <wp:inline distB="0" distL="0" distR="0" distT="0">
             <wp:extent cx="4229100" cy="2371725"/>
             <wp:effectExtent b="0" l="0" r="0" t="0"/>
-            <wp:docPr id="12" name="image--P3R9rArthMo1QYrv7RVW.png"/>
+            <wp:docPr id="12" name="image-Yk_yBR824YAyjsa3BBD65.png"/>
             <a:graphic>
               <a:graphicData uri="http://schemas.openxmlformats.org/drawingml/2006/picture">
                 <pic:pic>
                   <pic:nvPicPr>
-                    <pic:cNvPr id="12" name="image--P3R9rArthMo1QYrv7RVW.png" descr="Figure 6"/>
+                    <pic:cNvPr id="12" name="image-Yk_yBR824YAyjsa3BBD65.png" descr="Figure 6"/>
                     <pic:cNvPicPr/>
                   </pic:nvPicPr>
                   <pic:blipFill>

--- a/documentation/HORIZON_GRID_SOURCE_CODE_GUIDE.docx
+++ b/documentation/HORIZON_GRID_SOURCE_CODE_GUIDE.docx
@@ -70,7 +70,7 @@
       </w:r>
       <w:r>
         <w:rPr/>
-        <w:t xml:space="preserve"> 0.2.3</w:t>
+        <w:t xml:space="preserve"> 0.2.4</w:t>
       </w:r>
     </w:p>
     <w:p>
@@ -85,7 +85,7 @@
       </w:r>
       <w:r>
         <w:rPr/>
-        <w:t xml:space="preserve"> 2026-08-20</w:t>
+        <w:t xml:space="preserve"> 2026-08-21</w:t>
       </w:r>
     </w:p>
     <w:p>
@@ -6472,12 +6472,12 @@
           <wp:inline distB="0" distL="0" distR="0" distT="0">
             <wp:extent cx="3086100" cy="1066800"/>
             <wp:effectExtent b="0" l="0" r="0" t="0"/>
-            <wp:docPr id="2" name="image-uPdI3r3ybgU9p3aIN8iBk.png"/>
+            <wp:docPr id="2" name="image-b3H1AUfAdZg3Z6ur3zf4Q.png"/>
             <a:graphic>
               <a:graphicData uri="http://schemas.openxmlformats.org/drawingml/2006/picture">
                 <pic:pic>
                   <pic:nvPicPr>
-                    <pic:cNvPr id="2" name="image-uPdI3r3ybgU9p3aIN8iBk.png" descr="Figure 1"/>
+                    <pic:cNvPr id="2" name="image-b3H1AUfAdZg3Z6ur3zf4Q.png" descr="Figure 1"/>
                     <pic:cNvPicPr/>
                   </pic:nvPicPr>
                   <pic:blipFill>
@@ -14137,12 +14137,12 @@
           <wp:inline distB="0" distL="0" distR="0" distT="0">
             <wp:extent cx="3314700" cy="2638425"/>
             <wp:effectExtent b="0" l="0" r="0" t="0"/>
-            <wp:docPr id="4" name="image-4OHQ-mI3KZ6JFb_EFJ6gU.png"/>
+            <wp:docPr id="4" name="image-SFPAFwEIzXNZfwKDM0YHB.png"/>
             <a:graphic>
               <a:graphicData uri="http://schemas.openxmlformats.org/drawingml/2006/picture">
                 <pic:pic>
                   <pic:nvPicPr>
-                    <pic:cNvPr id="4" name="image-4OHQ-mI3KZ6JFb_EFJ6gU.png" descr="Figure 2"/>
+                    <pic:cNvPr id="4" name="image-SFPAFwEIzXNZfwKDM0YHB.png" descr="Figure 2"/>
                     <pic:cNvPicPr/>
                   </pic:nvPicPr>
                   <pic:blipFill>
@@ -19578,12 +19578,12 @@
           <wp:inline distB="0" distL="0" distR="0" distT="0">
             <wp:extent cx="3543300" cy="6410325"/>
             <wp:effectExtent b="0" l="0" r="0" t="0"/>
-            <wp:docPr id="6" name="image-044xVJwF8rGXtptPFxeB5.png"/>
+            <wp:docPr id="6" name="image-e6J_ZjWQUweRbjyT8RylE.png"/>
             <a:graphic>
               <a:graphicData uri="http://schemas.openxmlformats.org/drawingml/2006/picture">
                 <pic:pic>
                   <pic:nvPicPr>
-                    <pic:cNvPr id="6" name="image-044xVJwF8rGXtptPFxeB5.png" descr="Figure 3"/>
+                    <pic:cNvPr id="6" name="image-e6J_ZjWQUweRbjyT8RylE.png" descr="Figure 3"/>
                     <pic:cNvPicPr/>
                   </pic:nvPicPr>
                   <pic:blipFill>
@@ -25296,12 +25296,12 @@
           <wp:inline distB="0" distL="0" distR="0" distT="0">
             <wp:extent cx="3771900" cy="1962150"/>
             <wp:effectExtent b="0" l="0" r="0" t="0"/>
-            <wp:docPr id="8" name="image-3WUcWBMV7qsIO9noESzgv.png"/>
+            <wp:docPr id="8" name="image-zNDi81bf98vnV9KVzp04v.png"/>
             <a:graphic>
               <a:graphicData uri="http://schemas.openxmlformats.org/drawingml/2006/picture">
                 <pic:pic>
                   <pic:nvPicPr>
-                    <pic:cNvPr id="8" name="image-3WUcWBMV7qsIO9noESzgv.png" descr="Figure 4"/>
+                    <pic:cNvPr id="8" name="image-zNDi81bf98vnV9KVzp04v.png" descr="Figure 4"/>
                     <pic:cNvPicPr/>
                   </pic:nvPicPr>
                   <pic:blipFill>
@@ -32647,12 +32647,12 @@
           <wp:inline distB="0" distL="0" distR="0" distT="0">
             <wp:extent cx="4000500" cy="1619250"/>
             <wp:effectExtent b="0" l="0" r="0" t="0"/>
-            <wp:docPr id="10" name="image-0-A2tV8EQbOdYvkjsQjao.png"/>
+            <wp:docPr id="10" name="image-MZwrPg5Y-EzxfOGAhURxV.png"/>
             <a:graphic>
               <a:graphicData uri="http://schemas.openxmlformats.org/drawingml/2006/picture">
                 <pic:pic>
                   <pic:nvPicPr>
-                    <pic:cNvPr id="10" name="image-0-A2tV8EQbOdYvkjsQjao.png" descr="Figure 5"/>
+                    <pic:cNvPr id="10" name="image-MZwrPg5Y-EzxfOGAhURxV.png" descr="Figure 5"/>
                     <pic:cNvPicPr/>
                   </pic:nvPicPr>
                   <pic:blipFill>
@@ -39279,7 +39279,7 @@
       </w:pPr>
       <w:r>
         <w:rPr/>
-        <w:t xml:space="preserve">All five existing AI backends (Ollama, Anthropic, Bedrock, Gemini, Groq) expose an identical async contract, defined structurally as the </w:t>
+        <w:t xml:space="preserve">All eleven existing AI backends (Ollama, Anthropic, Bedrock, Gemini, Groq, OpenAI, Kimi, DeepSeek, xAI, Mistral, OpenRouter) expose an identical async contract, defined structurally as the </w:t>
       </w:r>
       <w:r>
         <w:rPr/>
@@ -43752,12 +43752,12 @@
           <wp:inline distB="0" distL="0" distR="0" distT="0">
             <wp:extent cx="4229100" cy="2371725"/>
             <wp:effectExtent b="0" l="0" r="0" t="0"/>
-            <wp:docPr id="12" name="image-Yk_yBR824YAyjsa3BBD65.png"/>
+            <wp:docPr id="12" name="image-b_NfZxKKmEx7F2XgeggR3.png"/>
             <a:graphic>
               <a:graphicData uri="http://schemas.openxmlformats.org/drawingml/2006/picture">
                 <pic:pic>
                   <pic:nvPicPr>
-                    <pic:cNvPr id="12" name="image-Yk_yBR824YAyjsa3BBD65.png" descr="Figure 6"/>
+                    <pic:cNvPr id="12" name="image-b_NfZxKKmEx7F2XgeggR3.png" descr="Figure 6"/>
                     <pic:cNvPicPr/>
                   </pic:nvPicPr>
                   <pic:blipFill>

--- a/documentation/HORIZON_GRID_SOURCE_CODE_GUIDE.docx
+++ b/documentation/HORIZON_GRID_SOURCE_CODE_GUIDE.docx
@@ -6472,12 +6472,12 @@
           <wp:inline distB="0" distL="0" distR="0" distT="0">
             <wp:extent cx="3086100" cy="1066800"/>
             <wp:effectExtent b="0" l="0" r="0" t="0"/>
-            <wp:docPr id="2" name="image-b3H1AUfAdZg3Z6ur3zf4Q.png"/>
+            <wp:docPr id="2" name="image-kwiXHPTIK0xbG12oq6PGY.png"/>
             <a:graphic>
               <a:graphicData uri="http://schemas.openxmlformats.org/drawingml/2006/picture">
                 <pic:pic>
                   <pic:nvPicPr>
-                    <pic:cNvPr id="2" name="image-b3H1AUfAdZg3Z6ur3zf4Q.png" descr="Figure 1"/>
+                    <pic:cNvPr id="2" name="image-kwiXHPTIK0xbG12oq6PGY.png" descr="Figure 1"/>
                     <pic:cNvPicPr/>
                   </pic:nvPicPr>
                   <pic:blipFill>
@@ -14137,12 +14137,12 @@
           <wp:inline distB="0" distL="0" distR="0" distT="0">
             <wp:extent cx="3314700" cy="2638425"/>
             <wp:effectExtent b="0" l="0" r="0" t="0"/>
-            <wp:docPr id="4" name="image-SFPAFwEIzXNZfwKDM0YHB.png"/>
+            <wp:docPr id="4" name="image-HcZO-SZ0gYF7tsT82s9K5.png"/>
             <a:graphic>
               <a:graphicData uri="http://schemas.openxmlformats.org/drawingml/2006/picture">
                 <pic:pic>
                   <pic:nvPicPr>
-                    <pic:cNvPr id="4" name="image-SFPAFwEIzXNZfwKDM0YHB.png" descr="Figure 2"/>
+                    <pic:cNvPr id="4" name="image-HcZO-SZ0gYF7tsT82s9K5.png" descr="Figure 2"/>
                     <pic:cNvPicPr/>
                   </pic:nvPicPr>
                   <pic:blipFill>
@@ -19578,12 +19578,12 @@
           <wp:inline distB="0" distL="0" distR="0" distT="0">
             <wp:extent cx="3543300" cy="6410325"/>
             <wp:effectExtent b="0" l="0" r="0" t="0"/>
-            <wp:docPr id="6" name="image-e6J_ZjWQUweRbjyT8RylE.png"/>
+            <wp:docPr id="6" name="image-IqNj5pH_YfZUiQMNuUfva.png"/>
             <a:graphic>
               <a:graphicData uri="http://schemas.openxmlformats.org/drawingml/2006/picture">
                 <pic:pic>
                   <pic:nvPicPr>
-                    <pic:cNvPr id="6" name="image-e6J_ZjWQUweRbjyT8RylE.png" descr="Figure 3"/>
+                    <pic:cNvPr id="6" name="image-IqNj5pH_YfZUiQMNuUfva.png" descr="Figure 3"/>
                     <pic:cNvPicPr/>
                   </pic:nvPicPr>
                   <pic:blipFill>
@@ -25296,12 +25296,12 @@
           <wp:inline distB="0" distL="0" distR="0" distT="0">
             <wp:extent cx="3771900" cy="1962150"/>
             <wp:effectExtent b="0" l="0" r="0" t="0"/>
-            <wp:docPr id="8" name="image-zNDi81bf98vnV9KVzp04v.png"/>
+            <wp:docPr id="8" name="image-RJC0GT0vRN1ZMG1mnXKDf.png"/>
             <a:graphic>
               <a:graphicData uri="http://schemas.openxmlformats.org/drawingml/2006/picture">
                 <pic:pic>
                   <pic:nvPicPr>
-                    <pic:cNvPr id="8" name="image-zNDi81bf98vnV9KVzp04v.png" descr="Figure 4"/>
+                    <pic:cNvPr id="8" name="image-RJC0GT0vRN1ZMG1mnXKDf.png" descr="Figure 4"/>
                     <pic:cNvPicPr/>
                   </pic:nvPicPr>
                   <pic:blipFill>
@@ -32647,12 +32647,12 @@
           <wp:inline distB="0" distL="0" distR="0" distT="0">
             <wp:extent cx="4000500" cy="1619250"/>
             <wp:effectExtent b="0" l="0" r="0" t="0"/>
-            <wp:docPr id="10" name="image-MZwrPg5Y-EzxfOGAhURxV.png"/>
+            <wp:docPr id="10" name="image-vEJX9ebtjROYu23HLBlhv.png"/>
             <a:graphic>
               <a:graphicData uri="http://schemas.openxmlformats.org/drawingml/2006/picture">
                 <pic:pic>
                   <pic:nvPicPr>
-                    <pic:cNvPr id="10" name="image-MZwrPg5Y-EzxfOGAhURxV.png" descr="Figure 5"/>
+                    <pic:cNvPr id="10" name="image-vEJX9ebtjROYu23HLBlhv.png" descr="Figure 5"/>
                     <pic:cNvPicPr/>
                   </pic:nvPicPr>
                   <pic:blipFill>
@@ -35258,7 +35258,7 @@
       </w:r>
       <w:r>
         <w:rPr/>
-        <w:t xml:space="preserve"> subclasses) straight into the orchestrator functions, so the real 16-provider registry is never imported by these tests -- there is no risk of a real outbound call to VirusTotal, AbuseIPDB, etc. leaking into the suite.</w:t>
+        <w:t xml:space="preserve"> subclasses) straight into the orchestrator functions, so the real 18-provider registry is never imported by these tests -- there is no risk of a real outbound call to VirusTotal, AbuseIPDB, etc. leaking into the suite.</w:t>
       </w:r>
     </w:p>
     <w:p>
@@ -43752,12 +43752,12 @@
           <wp:inline distB="0" distL="0" distR="0" distT="0">
             <wp:extent cx="4229100" cy="2371725"/>
             <wp:effectExtent b="0" l="0" r="0" t="0"/>
-            <wp:docPr id="12" name="image-b_NfZxKKmEx7F2XgeggR3.png"/>
+            <wp:docPr id="12" name="image-JnnAVtVdHhksJ97a-WvxM.png"/>
             <a:graphic>
               <a:graphicData uri="http://schemas.openxmlformats.org/drawingml/2006/picture">
                 <pic:pic>
                   <pic:nvPicPr>
-                    <pic:cNvPr id="12" name="image-b_NfZxKKmEx7F2XgeggR3.png" descr="Figure 6"/>
+                    <pic:cNvPr id="12" name="image-JnnAVtVdHhksJ97a-WvxM.png" descr="Figure 6"/>
                     <pic:cNvPicPr/>
                   </pic:nvPicPr>
                   <pic:blipFill>

--- a/documentation/HORIZON_GRID_SOURCE_CODE_GUIDE.docx
+++ b/documentation/HORIZON_GRID_SOURCE_CODE_GUIDE.docx
@@ -70,7 +70,7 @@
       </w:r>
       <w:r>
         <w:rPr/>
-        <w:t xml:space="preserve"> 0.2.4</w:t>
+        <w:t xml:space="preserve"> 0.2.5</w:t>
       </w:r>
     </w:p>
     <w:p>
@@ -85,7 +85,7 @@
       </w:r>
       <w:r>
         <w:rPr/>
-        <w:t xml:space="preserve"> 2026-08-21</w:t>
+        <w:t xml:space="preserve"> 2026-08-23</w:t>
       </w:r>
     </w:p>
     <w:p>
@@ -6472,12 +6472,12 @@
           <wp:inline distB="0" distL="0" distR="0" distT="0">
             <wp:extent cx="3086100" cy="1066800"/>
             <wp:effectExtent b="0" l="0" r="0" t="0"/>
-            <wp:docPr id="2" name="image-kwiXHPTIK0xbG12oq6PGY.png"/>
+            <wp:docPr id="2" name="image-71NwEw1MfTZ7kHhoI-lps.png"/>
             <a:graphic>
               <a:graphicData uri="http://schemas.openxmlformats.org/drawingml/2006/picture">
                 <pic:pic>
                   <pic:nvPicPr>
-                    <pic:cNvPr id="2" name="image-kwiXHPTIK0xbG12oq6PGY.png" descr="Figure 1"/>
+                    <pic:cNvPr id="2" name="image-71NwEw1MfTZ7kHhoI-lps.png" descr="Figure 1"/>
                     <pic:cNvPicPr/>
                   </pic:nvPicPr>
                   <pic:blipFill>
@@ -14137,12 +14137,12 @@
           <wp:inline distB="0" distL="0" distR="0" distT="0">
             <wp:extent cx="3314700" cy="2638425"/>
             <wp:effectExtent b="0" l="0" r="0" t="0"/>
-            <wp:docPr id="4" name="image-HcZO-SZ0gYF7tsT82s9K5.png"/>
+            <wp:docPr id="4" name="image-xm3LZFHnqUTUXHQlb0yR9.png"/>
             <a:graphic>
               <a:graphicData uri="http://schemas.openxmlformats.org/drawingml/2006/picture">
                 <pic:pic>
                   <pic:nvPicPr>
-                    <pic:cNvPr id="4" name="image-HcZO-SZ0gYF7tsT82s9K5.png" descr="Figure 2"/>
+                    <pic:cNvPr id="4" name="image-xm3LZFHnqUTUXHQlb0yR9.png" descr="Figure 2"/>
                     <pic:cNvPicPr/>
                   </pic:nvPicPr>
                   <pic:blipFill>
@@ -19578,12 +19578,12 @@
           <wp:inline distB="0" distL="0" distR="0" distT="0">
             <wp:extent cx="3543300" cy="6410325"/>
             <wp:effectExtent b="0" l="0" r="0" t="0"/>
-            <wp:docPr id="6" name="image-IqNj5pH_YfZUiQMNuUfva.png"/>
+            <wp:docPr id="6" name="image-JheHeMmcKvyksT5Wgb0tf.png"/>
             <a:graphic>
               <a:graphicData uri="http://schemas.openxmlformats.org/drawingml/2006/picture">
                 <pic:pic>
                   <pic:nvPicPr>
-                    <pic:cNvPr id="6" name="image-IqNj5pH_YfZUiQMNuUfva.png" descr="Figure 3"/>
+                    <pic:cNvPr id="6" name="image-JheHeMmcKvyksT5Wgb0tf.png" descr="Figure 3"/>
                     <pic:cNvPicPr/>
                   </pic:nvPicPr>
                   <pic:blipFill>
@@ -25296,12 +25296,12 @@
           <wp:inline distB="0" distL="0" distR="0" distT="0">
             <wp:extent cx="3771900" cy="1962150"/>
             <wp:effectExtent b="0" l="0" r="0" t="0"/>
-            <wp:docPr id="8" name="image-RJC0GT0vRN1ZMG1mnXKDf.png"/>
+            <wp:docPr id="8" name="image-G-FceTr0LQ66oMS9uQFKl.png"/>
             <a:graphic>
               <a:graphicData uri="http://schemas.openxmlformats.org/drawingml/2006/picture">
                 <pic:pic>
                   <pic:nvPicPr>
-                    <pic:cNvPr id="8" name="image-RJC0GT0vRN1ZMG1mnXKDf.png" descr="Figure 4"/>
+                    <pic:cNvPr id="8" name="image-G-FceTr0LQ66oMS9uQFKl.png" descr="Figure 4"/>
                     <pic:cNvPicPr/>
                   </pic:nvPicPr>
                   <pic:blipFill>
@@ -32647,12 +32647,12 @@
           <wp:inline distB="0" distL="0" distR="0" distT="0">
             <wp:extent cx="4000500" cy="1619250"/>
             <wp:effectExtent b="0" l="0" r="0" t="0"/>
-            <wp:docPr id="10" name="image-vEJX9ebtjROYu23HLBlhv.png"/>
+            <wp:docPr id="10" name="image-C4yNIfSvOYk1tG-5L5jGG.png"/>
             <a:graphic>
               <a:graphicData uri="http://schemas.openxmlformats.org/drawingml/2006/picture">
                 <pic:pic>
                   <pic:nvPicPr>
-                    <pic:cNvPr id="10" name="image-vEJX9ebtjROYu23HLBlhv.png" descr="Figure 5"/>
+                    <pic:cNvPr id="10" name="image-C4yNIfSvOYk1tG-5L5jGG.png" descr="Figure 5"/>
                     <pic:cNvPicPr/>
                   </pic:nvPicPr>
                   <pic:blipFill>
@@ -43752,12 +43752,12 @@
           <wp:inline distB="0" distL="0" distR="0" distT="0">
             <wp:extent cx="4229100" cy="2371725"/>
             <wp:effectExtent b="0" l="0" r="0" t="0"/>
-            <wp:docPr id="12" name="image-JnnAVtVdHhksJ97a-WvxM.png"/>
+            <wp:docPr id="12" name="image--ki_325oHMVBP_xpz28RN.png"/>
             <a:graphic>
               <a:graphicData uri="http://schemas.openxmlformats.org/drawingml/2006/picture">
                 <pic:pic>
                   <pic:nvPicPr>
-                    <pic:cNvPr id="12" name="image-JnnAVtVdHhksJ97a-WvxM.png" descr="Figure 6"/>
+                    <pic:cNvPr id="12" name="image--ki_325oHMVBP_xpz28RN.png" descr="Figure 6"/>
                     <pic:cNvPicPr/>
                   </pic:nvPicPr>
                   <pic:blipFill>

--- a/documentation/HORIZON_GRID_SOURCE_CODE_GUIDE.docx
+++ b/documentation/HORIZON_GRID_SOURCE_CODE_GUIDE.docx
@@ -6472,12 +6472,12 @@
           <wp:inline distB="0" distL="0" distR="0" distT="0">
             <wp:extent cx="3086100" cy="1066800"/>
             <wp:effectExtent b="0" l="0" r="0" t="0"/>
-            <wp:docPr id="2" name="image-71NwEw1MfTZ7kHhoI-lps.png"/>
+            <wp:docPr id="2" name="image-3IMDdDxW3M72nMs0z5A-f.png"/>
             <a:graphic>
               <a:graphicData uri="http://schemas.openxmlformats.org/drawingml/2006/picture">
                 <pic:pic>
                   <pic:nvPicPr>
-                    <pic:cNvPr id="2" name="image-71NwEw1MfTZ7kHhoI-lps.png" descr="Figure 1"/>
+                    <pic:cNvPr id="2" name="image-3IMDdDxW3M72nMs0z5A-f.png" descr="Figure 1"/>
                     <pic:cNvPicPr/>
                   </pic:nvPicPr>
                   <pic:blipFill>
@@ -14137,12 +14137,12 @@
           <wp:inline distB="0" distL="0" distR="0" distT="0">
             <wp:extent cx="3314700" cy="2638425"/>
             <wp:effectExtent b="0" l="0" r="0" t="0"/>
-            <wp:docPr id="4" name="image-xm3LZFHnqUTUXHQlb0yR9.png"/>
+            <wp:docPr id="4" name="image-R6cSEscYiqnU2GHMR0ct_.png"/>
             <a:graphic>
               <a:graphicData uri="http://schemas.openxmlformats.org/drawingml/2006/picture">
                 <pic:pic>
                   <pic:nvPicPr>
-                    <pic:cNvPr id="4" name="image-xm3LZFHnqUTUXHQlb0yR9.png" descr="Figure 2"/>
+                    <pic:cNvPr id="4" name="image-R6cSEscYiqnU2GHMR0ct_.png" descr="Figure 2"/>
                     <pic:cNvPicPr/>
                   </pic:nvPicPr>
                   <pic:blipFill>
@@ -19578,12 +19578,12 @@
           <wp:inline distB="0" distL="0" distR="0" distT="0">
             <wp:extent cx="3543300" cy="6410325"/>
             <wp:effectExtent b="0" l="0" r="0" t="0"/>
-            <wp:docPr id="6" name="image-JheHeMmcKvyksT5Wgb0tf.png"/>
+            <wp:docPr id="6" name="image-5-wnhFiLz7Fr3GzOjTuFH.png"/>
             <a:graphic>
               <a:graphicData uri="http://schemas.openxmlformats.org/drawingml/2006/picture">
                 <pic:pic>
                   <pic:nvPicPr>
-                    <pic:cNvPr id="6" name="image-JheHeMmcKvyksT5Wgb0tf.png" descr="Figure 3"/>
+                    <pic:cNvPr id="6" name="image-5-wnhFiLz7Fr3GzOjTuFH.png" descr="Figure 3"/>
                     <pic:cNvPicPr/>
                   </pic:nvPicPr>
                   <pic:blipFill>
@@ -25296,12 +25296,12 @@
           <wp:inline distB="0" distL="0" distR="0" distT="0">
             <wp:extent cx="3771900" cy="1962150"/>
             <wp:effectExtent b="0" l="0" r="0" t="0"/>
-            <wp:docPr id="8" name="image-G-FceTr0LQ66oMS9uQFKl.png"/>
+            <wp:docPr id="8" name="image-cm5qbUsCdi4xuhtL6PBhk.png"/>
             <a:graphic>
               <a:graphicData uri="http://schemas.openxmlformats.org/drawingml/2006/picture">
                 <pic:pic>
                   <pic:nvPicPr>
-                    <pic:cNvPr id="8" name="image-G-FceTr0LQ66oMS9uQFKl.png" descr="Figure 4"/>
+                    <pic:cNvPr id="8" name="image-cm5qbUsCdi4xuhtL6PBhk.png" descr="Figure 4"/>
                     <pic:cNvPicPr/>
                   </pic:nvPicPr>
                   <pic:blipFill>
@@ -32647,12 +32647,12 @@
           <wp:inline distB="0" distL="0" distR="0" distT="0">
             <wp:extent cx="4000500" cy="1619250"/>
             <wp:effectExtent b="0" l="0" r="0" t="0"/>
-            <wp:docPr id="10" name="image-C4yNIfSvOYk1tG-5L5jGG.png"/>
+            <wp:docPr id="10" name="image-_DzcxtLzr1x_mX6e72nSO.png"/>
             <a:graphic>
               <a:graphicData uri="http://schemas.openxmlformats.org/drawingml/2006/picture">
                 <pic:pic>
                   <pic:nvPicPr>
-                    <pic:cNvPr id="10" name="image-C4yNIfSvOYk1tG-5L5jGG.png" descr="Figure 5"/>
+                    <pic:cNvPr id="10" name="image-_DzcxtLzr1x_mX6e72nSO.png" descr="Figure 5"/>
                     <pic:cNvPicPr/>
                   </pic:nvPicPr>
                   <pic:blipFill>
@@ -37035,11 +37035,19 @@
       </w:r>
       <w:r>
         <w:rPr/>
-        <w:t xml:space="preserve">release\IOC-Intelligence-Platform-Setup-{version}.exe</w:t>
-      </w:r>
-      <w:r>
-        <w:rPr/>
-        <w:t xml:space="preserve"> (version string taken from the </w:t>
+        <w:t xml:space="preserve">release\HORIZON-GRID-Setup-{version}.exe</w:t>
+      </w:r>
+      <w:r>
+        <w:rPr/>
+        <w:t xml:space="preserve"> (both the </w:t>
+      </w:r>
+      <w:r>
+        <w:rPr/>
+        <w:t xml:space="preserve">OutputBaseFilename</w:t>
+      </w:r>
+      <w:r>
+        <w:rPr/>
+        <w:t xml:space="preserve"> and the version string come from the </w:t>
       </w:r>
       <w:r>
         <w:rPr/>
@@ -37051,7 +37059,7 @@
       </w:r>
       <w:r>
         <w:rPr/>
-        <w:t xml:space="preserve">"0.1.0"</w:t>
+        <w:t xml:space="preserve">"0.2.5"</w:t>
       </w:r>
       <w:r>
         <w:rPr/>
@@ -43752,12 +43760,12 @@
           <wp:inline distB="0" distL="0" distR="0" distT="0">
             <wp:extent cx="4229100" cy="2371725"/>
             <wp:effectExtent b="0" l="0" r="0" t="0"/>
-            <wp:docPr id="12" name="image--ki_325oHMVBP_xpz28RN.png"/>
+            <wp:docPr id="12" name="image-jztD1L89XOHvh3W172LNW.png"/>
             <a:graphic>
               <a:graphicData uri="http://schemas.openxmlformats.org/drawingml/2006/picture">
                 <pic:pic>
                   <pic:nvPicPr>
-                    <pic:cNvPr id="12" name="image--ki_325oHMVBP_xpz28RN.png" descr="Figure 6"/>
+                    <pic:cNvPr id="12" name="image-jztD1L89XOHvh3W172LNW.png" descr="Figure 6"/>
                     <pic:cNvPicPr/>
                   </pic:nvPicPr>
                   <pic:blipFill>
